--- a/프로그래밍(Python)/sw-projects/sw_project_template.docx
+++ b/프로그래밍(Python)/sw-projects/sw_project_template.docx
@@ -72,12 +72,6 @@
           <w:tcPr>
             <w:tcW w:type="dxa" w:w="800"/>
             <w:gridSpan w:val="1"/>
-            <w:tcBorders>
-              <w:top w:val="none" w:color="FFFFFF" w:sz="0"/>
-              <w:left w:val="none" w:color="FFFFFF" w:sz="0"/>
-              <w:bottom w:val="none" w:color="FFFFFF" w:sz="0"/>
-              <w:right w:val="none" w:color="FFFFFF" w:sz="0"/>
-            </w:tcBorders>
             <w:tcMar>
               <w:top w:type="dxa" w:w="60"/>
               <w:left w:type="dxa" w:w="80"/>
@@ -140,12 +134,6 @@
           <w:tcPr>
             <w:tcW w:type="dxa" w:w="1500"/>
             <w:gridSpan w:val="1"/>
-            <w:tcBorders>
-              <w:top w:val="none" w:color="FFFFFF" w:sz="0"/>
-              <w:left w:val="none" w:color="FFFFFF" w:sz="0"/>
-              <w:bottom w:val="none" w:color="FFFFFF" w:sz="0"/>
-              <w:right w:val="none" w:color="FFFFFF" w:sz="0"/>
-            </w:tcBorders>
             <w:tcMar>
               <w:top w:type="dxa" w:w="60"/>
               <w:left w:type="dxa" w:w="80"/>
@@ -208,12 +196,6 @@
           <w:tcPr>
             <w:tcW w:type="dxa" w:w="1500"/>
             <w:gridSpan w:val="1"/>
-            <w:tcBorders>
-              <w:top w:val="none" w:color="FFFFFF" w:sz="0"/>
-              <w:left w:val="none" w:color="FFFFFF" w:sz="0"/>
-              <w:bottom w:val="none" w:color="FFFFFF" w:sz="0"/>
-              <w:right w:val="none" w:color="FFFFFF" w:sz="0"/>
-            </w:tcBorders>
             <w:tcMar>
               <w:top w:type="dxa" w:w="60"/>
               <w:left w:type="dxa" w:w="80"/>
@@ -342,12 +324,6 @@
           <w:tcPr>
             <w:tcW w:type="dxa" w:w="2000"/>
             <w:gridSpan w:val="2"/>
-            <w:tcBorders>
-              <w:top w:val="none" w:color="FFFFFF" w:sz="0"/>
-              <w:left w:val="none" w:color="FFFFFF" w:sz="0"/>
-              <w:bottom w:val="none" w:color="FFFFFF" w:sz="0"/>
-              <w:right w:val="none" w:color="FFFFFF" w:sz="0"/>
-            </w:tcBorders>
             <w:tcMar>
               <w:top w:type="dxa" w:w="60"/>
               <w:left w:type="dxa" w:w="80"/>
@@ -410,12 +386,6 @@
           <w:tcPr>
             <w:tcW w:type="dxa" w:w="2000"/>
             <w:gridSpan w:val="2"/>
-            <w:tcBorders>
-              <w:top w:val="none" w:color="FFFFFF" w:sz="0"/>
-              <w:left w:val="none" w:color="FFFFFF" w:sz="0"/>
-              <w:bottom w:val="none" w:color="FFFFFF" w:sz="0"/>
-              <w:right w:val="none" w:color="FFFFFF" w:sz="0"/>
-            </w:tcBorders>
             <w:tcMar>
               <w:top w:type="dxa" w:w="60"/>
               <w:left w:type="dxa" w:w="80"/>
@@ -895,7 +865,7 @@
                 <w:sz w:val="20"/>
                 <w:szCs w:val="20"/>
               </w:rPr>
-              <w:t xml:space="preserve">□  프로그램 이름(주제)이 적혀 있다</w:t>
+              <w:t xml:space="preserve">□  개발할 프로젝트 주제와 프로그램 이름이 구체적으로 확정되어 있다.</w:t>
             </w:r>
           </w:p>
           <w:p>
@@ -909,7 +879,7 @@
                 <w:sz w:val="20"/>
                 <w:szCs w:val="20"/>
               </w:rPr>
-              <w:t xml:space="preserve">□  프로그램을 만들려는 이유가 진로 또는 실생활과 연관하여 1문장 이상 서술되어 있다</w:t>
+              <w:t xml:space="preserve">□  프로그램을 만들려는 이유가 진로 또는 실생활과 연관하여 1문장 이상 서술되어 있다.</w:t>
             </w:r>
           </w:p>
           <w:p>
@@ -923,7 +893,7 @@
                 <w:sz w:val="20"/>
                 <w:szCs w:val="20"/>
               </w:rPr>
-              <w:t xml:space="preserve">□  프로그램의 주요 기능이 2가지 이상 서술되어 있다</w:t>
+              <w:t xml:space="preserve">□  프로그램의 주요 기능이 2가지 이상 서술되어 있다.</w:t>
             </w:r>
           </w:p>
         </w:tc>
@@ -1007,12 +977,6 @@
           <w:tcPr>
             <w:tcW w:type="dxa" w:w="800"/>
             <w:gridSpan w:val="1"/>
-            <w:tcBorders>
-              <w:top w:val="none" w:color="FFFFFF" w:sz="0"/>
-              <w:left w:val="none" w:color="FFFFFF" w:sz="0"/>
-              <w:bottom w:val="none" w:color="FFFFFF" w:sz="0"/>
-              <w:right w:val="none" w:color="FFFFFF" w:sz="0"/>
-            </w:tcBorders>
             <w:tcMar>
               <w:top w:type="dxa" w:w="60"/>
               <w:left w:type="dxa" w:w="80"/>
@@ -1075,12 +1039,6 @@
           <w:tcPr>
             <w:tcW w:type="dxa" w:w="1500"/>
             <w:gridSpan w:val="1"/>
-            <w:tcBorders>
-              <w:top w:val="none" w:color="FFFFFF" w:sz="0"/>
-              <w:left w:val="none" w:color="FFFFFF" w:sz="0"/>
-              <w:bottom w:val="none" w:color="FFFFFF" w:sz="0"/>
-              <w:right w:val="none" w:color="FFFFFF" w:sz="0"/>
-            </w:tcBorders>
             <w:tcMar>
               <w:top w:type="dxa" w:w="60"/>
               <w:left w:type="dxa" w:w="80"/>
@@ -1143,12 +1101,6 @@
           <w:tcPr>
             <w:tcW w:type="dxa" w:w="1500"/>
             <w:gridSpan w:val="1"/>
-            <w:tcBorders>
-              <w:top w:val="none" w:color="FFFFFF" w:sz="0"/>
-              <w:left w:val="none" w:color="FFFFFF" w:sz="0"/>
-              <w:bottom w:val="none" w:color="FFFFFF" w:sz="0"/>
-              <w:right w:val="none" w:color="FFFFFF" w:sz="0"/>
-            </w:tcBorders>
             <w:tcMar>
               <w:top w:type="dxa" w:w="60"/>
               <w:left w:type="dxa" w:w="80"/>
@@ -1277,12 +1229,6 @@
           <w:tcPr>
             <w:tcW w:type="dxa" w:w="2000"/>
             <w:gridSpan w:val="2"/>
-            <w:tcBorders>
-              <w:top w:val="none" w:color="FFFFFF" w:sz="0"/>
-              <w:left w:val="none" w:color="FFFFFF" w:sz="0"/>
-              <w:bottom w:val="none" w:color="FFFFFF" w:sz="0"/>
-              <w:right w:val="none" w:color="FFFFFF" w:sz="0"/>
-            </w:tcBorders>
             <w:tcMar>
               <w:top w:type="dxa" w:w="60"/>
               <w:left w:type="dxa" w:w="80"/>
@@ -1345,12 +1291,6 @@
           <w:tcPr>
             <w:tcW w:type="dxa" w:w="2000"/>
             <w:gridSpan w:val="2"/>
-            <w:tcBorders>
-              <w:top w:val="none" w:color="FFFFFF" w:sz="0"/>
-              <w:left w:val="none" w:color="FFFFFF" w:sz="0"/>
-              <w:bottom w:val="none" w:color="FFFFFF" w:sz="0"/>
-              <w:right w:val="none" w:color="FFFFFF" w:sz="0"/>
-            </w:tcBorders>
             <w:tcMar>
               <w:top w:type="dxa" w:w="60"/>
               <w:left w:type="dxa" w:w="80"/>
@@ -1762,7 +1702,8 @@
         </w:tc>
         <w:tc>
           <w:tcPr>
-            <w:tcW w:type="dxa" w:w="4253"/>
+            <w:tcW w:type="dxa" w:w="8506"/>
+            <w:gridSpan w:val="2"/>
             <w:shd w:fill="D9D9D9" w:val="clear"/>
             <w:tcMar>
               <w:top w:type="dxa" w:w="80"/>
@@ -1770,6 +1711,7 @@
               <w:bottom w:type="dxa" w:w="80"/>
               <w:right w:type="dxa" w:w="120"/>
             </w:tcMar>
+            <w:vAlign w:val="center"/>
           </w:tcPr>
           <w:p>
             <w:pPr>
@@ -1785,36 +1727,7 @@
                 <w:sz w:val="22"/>
                 <w:szCs w:val="22"/>
               </w:rPr>
-              <w:t xml:space="preserve">해결 방법</w:t>
-            </w:r>
-          </w:p>
-        </w:tc>
-        <w:tc>
-          <w:tcPr>
-            <w:tcW w:type="dxa" w:w="4253"/>
-            <w:shd w:fill="D9D9D9" w:val="clear"/>
-            <w:tcMar>
-              <w:top w:type="dxa" w:w="80"/>
-              <w:left w:type="dxa" w:w="120"/>
-              <w:bottom w:type="dxa" w:w="80"/>
-              <w:right w:type="dxa" w:w="120"/>
-            </w:tcMar>
-          </w:tcPr>
-          <w:p>
-            <w:pPr>
-              <w:spacing w:after="40" w:before="40"/>
-              <w:jc w:val="center"/>
-            </w:pPr>
-            <w:r>
-              <w:rPr>
-                <w:rFonts w:ascii="맑은 고딕" w:cs="맑은 고딕" w:eastAsia="맑은 고딕" w:hAnsi="맑은 고딕"/>
-                <w:b w:val="false"/>
-                <w:bCs w:val="false"/>
-                <w:color w:val="000000"/>
-                <w:sz w:val="22"/>
-                <w:szCs w:val="22"/>
-              </w:rPr>
-              <w:t xml:space="preserve">해결 방법 예시</w:t>
+              <w:t xml:space="preserve">제약 조건 및 예외 데이터 (문자의 입력, 음수 입력 등 예외 조건)</w:t>
             </w:r>
           </w:p>
         </w:tc>
@@ -1831,35 +1744,8 @@
         </w:tc>
         <w:tc>
           <w:tcPr>
-            <w:tcW w:type="dxa" w:w="4253"/>
-            <w:tcMar>
-              <w:top w:type="dxa" w:w="100"/>
-              <w:left w:type="dxa" w:w="120"/>
-              <w:bottom w:type="dxa" w:w="100"/>
-              <w:right w:type="dxa" w:w="120"/>
-            </w:tcMar>
-          </w:tcPr>
-          <w:p>
-            <w:pPr>
-              <w:spacing w:after="40" w:before="40"/>
-              <w:jc w:val="left"/>
-            </w:pPr>
-            <w:r>
-              <w:rPr>
-                <w:rFonts w:ascii="맑은 고딕" w:cs="맑은 고딕" w:eastAsia="맑은 고딕" w:hAnsi="맑은 고딕"/>
-                <w:b w:val="false"/>
-                <w:bCs w:val="false"/>
-                <w:color w:val="000000"/>
-                <w:sz w:val="20"/>
-                <w:szCs w:val="20"/>
-              </w:rPr>
-              <w:t xml:space="preserve"/>
-            </w:r>
-          </w:p>
-        </w:tc>
-        <w:tc>
-          <w:tcPr>
-            <w:tcW w:type="dxa" w:w="4253"/>
+            <w:tcW w:type="dxa" w:w="8506"/>
+            <w:gridSpan w:val="2"/>
             <w:tcMar>
               <w:top w:type="dxa" w:w="100"/>
               <w:left w:type="dxa" w:w="120"/>
@@ -1949,7 +1835,7 @@
                 <w:sz w:val="20"/>
                 <w:szCs w:val="20"/>
               </w:rPr>
-              <w:t xml:space="preserve">□  사용자가 입력하는 값이 2가지 이상 명시되어 있다</w:t>
+              <w:t xml:space="preserve">□  입력 데이터의 종류, 자료형(형태), 그리고 올바른 입력 예시가 명확히 명시되어 있다.</w:t>
             </w:r>
           </w:p>
           <w:p>
@@ -1963,7 +1849,7 @@
                 <w:sz w:val="20"/>
                 <w:szCs w:val="20"/>
               </w:rPr>
-              <w:t xml:space="preserve">□  프로그램이 출력하는 결과가 명시되어 있다</w:t>
+              <w:t xml:space="preserve">□  프로그램이 최종적으로 출력하는 결과물과 출력 형태(데이터 예시)가 명확히 명시되어 있다.</w:t>
             </w:r>
           </w:p>
           <w:p>
@@ -1977,21 +1863,7 @@
                 <w:sz w:val="20"/>
                 <w:szCs w:val="20"/>
               </w:rPr>
-              <w:t xml:space="preserve">□  입력값을 처리하는 방법(규칙 또는 공식)이 1문장 이상 서술되어 있다</w:t>
-            </w:r>
-          </w:p>
-          <w:p>
-            <w:pPr>
-              <w:spacing w:after="50" w:before="50"/>
-              <w:ind w:left="160"/>
-            </w:pPr>
-            <w:r>
-              <w:rPr>
-                <w:rFonts w:ascii="맑은 고딕" w:cs="맑은 고딕" w:eastAsia="맑은 고딕" w:hAnsi="맑은 고딕"/>
-                <w:sz w:val="20"/>
-                <w:szCs w:val="20"/>
-              </w:rPr>
-              <w:t xml:space="preserve">□  잘못된 입력(예: 음수, 문자 입력 등)에 대한 처리 방법이 언급되어 있다</w:t>
+              <w:t xml:space="preserve">□  정상 범위를 벗어난 잘못된 입력(예: 음수, 문자 입력 등)에 대한 제약 조건과 처리 방법이 구체적으로 기술되어 있다.</w:t>
             </w:r>
           </w:p>
         </w:tc>
@@ -2075,12 +1947,6 @@
           <w:tcPr>
             <w:tcW w:type="dxa" w:w="800"/>
             <w:gridSpan w:val="1"/>
-            <w:tcBorders>
-              <w:top w:val="none" w:color="FFFFFF" w:sz="0"/>
-              <w:left w:val="none" w:color="FFFFFF" w:sz="0"/>
-              <w:bottom w:val="none" w:color="FFFFFF" w:sz="0"/>
-              <w:right w:val="none" w:color="FFFFFF" w:sz="0"/>
-            </w:tcBorders>
             <w:tcMar>
               <w:top w:type="dxa" w:w="60"/>
               <w:left w:type="dxa" w:w="80"/>
@@ -2143,12 +2009,6 @@
           <w:tcPr>
             <w:tcW w:type="dxa" w:w="1500"/>
             <w:gridSpan w:val="1"/>
-            <w:tcBorders>
-              <w:top w:val="none" w:color="FFFFFF" w:sz="0"/>
-              <w:left w:val="none" w:color="FFFFFF" w:sz="0"/>
-              <w:bottom w:val="none" w:color="FFFFFF" w:sz="0"/>
-              <w:right w:val="none" w:color="FFFFFF" w:sz="0"/>
-            </w:tcBorders>
             <w:tcMar>
               <w:top w:type="dxa" w:w="60"/>
               <w:left w:type="dxa" w:w="80"/>
@@ -2211,12 +2071,6 @@
           <w:tcPr>
             <w:tcW w:type="dxa" w:w="1500"/>
             <w:gridSpan w:val="1"/>
-            <w:tcBorders>
-              <w:top w:val="none" w:color="FFFFFF" w:sz="0"/>
-              <w:left w:val="none" w:color="FFFFFF" w:sz="0"/>
-              <w:bottom w:val="none" w:color="FFFFFF" w:sz="0"/>
-              <w:right w:val="none" w:color="FFFFFF" w:sz="0"/>
-            </w:tcBorders>
             <w:tcMar>
               <w:top w:type="dxa" w:w="60"/>
               <w:left w:type="dxa" w:w="80"/>
@@ -2345,12 +2199,6 @@
           <w:tcPr>
             <w:tcW w:type="dxa" w:w="2000"/>
             <w:gridSpan w:val="2"/>
-            <w:tcBorders>
-              <w:top w:val="none" w:color="FFFFFF" w:sz="0"/>
-              <w:left w:val="none" w:color="FFFFFF" w:sz="0"/>
-              <w:bottom w:val="none" w:color="FFFFFF" w:sz="0"/>
-              <w:right w:val="none" w:color="FFFFFF" w:sz="0"/>
-            </w:tcBorders>
             <w:tcMar>
               <w:top w:type="dxa" w:w="60"/>
               <w:left w:type="dxa" w:w="80"/>
@@ -2413,12 +2261,6 @@
           <w:tcPr>
             <w:tcW w:type="dxa" w:w="2000"/>
             <w:gridSpan w:val="2"/>
-            <w:tcBorders>
-              <w:top w:val="none" w:color="FFFFFF" w:sz="0"/>
-              <w:left w:val="none" w:color="FFFFFF" w:sz="0"/>
-              <w:bottom w:val="none" w:color="FFFFFF" w:sz="0"/>
-              <w:right w:val="none" w:color="FFFFFF" w:sz="0"/>
-            </w:tcBorders>
             <w:tcMar>
               <w:top w:type="dxa" w:w="60"/>
               <w:left w:type="dxa" w:w="80"/>
@@ -2751,7 +2593,7 @@
                 <w:sz w:val="20"/>
                 <w:szCs w:val="20"/>
               </w:rPr>
-              <w:t xml:space="preserve">□  프로그램의 시작과 끝이 명시되어 있다</w:t>
+              <w:t xml:space="preserve">□  프로그램의 시작과 끝이 명시되어 있다.</w:t>
             </w:r>
           </w:p>
           <w:p>
@@ -2765,7 +2607,7 @@
                 <w:sz w:val="20"/>
                 <w:szCs w:val="20"/>
               </w:rPr>
-              <w:t xml:space="preserve">□  처리 단계가 순서대로 3단계 이상 서술되어 있다</w:t>
+              <w:t xml:space="preserve">□  처리 단계가 순서대로 3단계 이상 서술되어 있다.</w:t>
             </w:r>
           </w:p>
           <w:p>
@@ -2779,7 +2621,7 @@
                 <w:sz w:val="20"/>
                 <w:szCs w:val="20"/>
               </w:rPr>
-              <w:t xml:space="preserve">□  조건에 따라 다른 동작을 하는 분기(if / 아니면)가 1개 이상 포함되어 있다</w:t>
+              <w:t xml:space="preserve">□  조건에 따라 다른 동작을 하는 분기(if / 아니면)가 1개 이상 포함되어 있다.</w:t>
             </w:r>
           </w:p>
           <w:p>
@@ -2793,7 +2635,7 @@
                 <w:sz w:val="20"/>
                 <w:szCs w:val="20"/>
               </w:rPr>
-              <w:t xml:space="preserve">□  반복이 필요한 경우 반복 조건이 명시되어 있다</w:t>
+              <w:t xml:space="preserve">□  반복이 필요한 경우 반복 조건이 명시되어 있다.</w:t>
             </w:r>
           </w:p>
         </w:tc>
@@ -2820,7 +2662,7 @@
           <w:sz w:val="28"/>
           <w:szCs w:val="28"/>
         </w:rPr>
-        <w:t xml:space="preserve">프로그램 개발 설계서-3</w:t>
+        <w:t xml:space="preserve">프로그램 구현</w:t>
       </w:r>
     </w:p>
     <w:tbl>
@@ -2877,12 +2719,6 @@
           <w:tcPr>
             <w:tcW w:type="dxa" w:w="800"/>
             <w:gridSpan w:val="1"/>
-            <w:tcBorders>
-              <w:top w:val="none" w:color="FFFFFF" w:sz="0"/>
-              <w:left w:val="none" w:color="FFFFFF" w:sz="0"/>
-              <w:bottom w:val="none" w:color="FFFFFF" w:sz="0"/>
-              <w:right w:val="none" w:color="FFFFFF" w:sz="0"/>
-            </w:tcBorders>
             <w:tcMar>
               <w:top w:type="dxa" w:w="60"/>
               <w:left w:type="dxa" w:w="80"/>
@@ -2945,12 +2781,6 @@
           <w:tcPr>
             <w:tcW w:type="dxa" w:w="1500"/>
             <w:gridSpan w:val="1"/>
-            <w:tcBorders>
-              <w:top w:val="none" w:color="FFFFFF" w:sz="0"/>
-              <w:left w:val="none" w:color="FFFFFF" w:sz="0"/>
-              <w:bottom w:val="none" w:color="FFFFFF" w:sz="0"/>
-              <w:right w:val="none" w:color="FFFFFF" w:sz="0"/>
-            </w:tcBorders>
             <w:tcMar>
               <w:top w:type="dxa" w:w="60"/>
               <w:left w:type="dxa" w:w="80"/>
@@ -3013,12 +2843,6 @@
           <w:tcPr>
             <w:tcW w:type="dxa" w:w="1500"/>
             <w:gridSpan w:val="1"/>
-            <w:tcBorders>
-              <w:top w:val="none" w:color="FFFFFF" w:sz="0"/>
-              <w:left w:val="none" w:color="FFFFFF" w:sz="0"/>
-              <w:bottom w:val="none" w:color="FFFFFF" w:sz="0"/>
-              <w:right w:val="none" w:color="FFFFFF" w:sz="0"/>
-            </w:tcBorders>
             <w:tcMar>
               <w:top w:type="dxa" w:w="60"/>
               <w:left w:type="dxa" w:w="80"/>
@@ -3147,12 +2971,6 @@
           <w:tcPr>
             <w:tcW w:type="dxa" w:w="2000"/>
             <w:gridSpan w:val="2"/>
-            <w:tcBorders>
-              <w:top w:val="none" w:color="FFFFFF" w:sz="0"/>
-              <w:left w:val="none" w:color="FFFFFF" w:sz="0"/>
-              <w:bottom w:val="none" w:color="FFFFFF" w:sz="0"/>
-              <w:right w:val="none" w:color="FFFFFF" w:sz="0"/>
-            </w:tcBorders>
             <w:tcMar>
               <w:top w:type="dxa" w:w="60"/>
               <w:left w:type="dxa" w:w="80"/>
@@ -3215,12 +3033,6 @@
           <w:tcPr>
             <w:tcW w:type="dxa" w:w="2000"/>
             <w:gridSpan w:val="2"/>
-            <w:tcBorders>
-              <w:top w:val="none" w:color="FFFFFF" w:sz="0"/>
-              <w:left w:val="none" w:color="FFFFFF" w:sz="0"/>
-              <w:bottom w:val="none" w:color="FFFFFF" w:sz="0"/>
-              <w:right w:val="none" w:color="FFFFFF" w:sz="0"/>
-            </w:tcBorders>
             <w:tcMar>
               <w:top w:type="dxa" w:w="60"/>
               <w:left w:type="dxa" w:w="80"/>
@@ -3359,7 +3171,7 @@
                 <w:sz w:val="22"/>
                 <w:szCs w:val="22"/>
               </w:rPr>
-              <w:t xml:space="preserve">소스 코드</w:t>
+              <w:t xml:space="preserve">프로그램 구현</w:t>
             </w:r>
           </w:p>
         </w:tc>
@@ -3388,7 +3200,7 @@
                 <w:sz w:val="22"/>
                 <w:szCs w:val="22"/>
               </w:rPr>
-              <w:t xml:space="preserve">프로토타입 코드</w:t>
+              <w:t xml:space="preserve">소스 코드</w:t>
             </w:r>
           </w:p>
         </w:tc>
@@ -3552,7 +3364,7 @@
                 <w:sz w:val="20"/>
                 <w:szCs w:val="20"/>
               </w:rPr>
-              <w:t xml:space="preserve">□  코드를 실행하면 오류 없이 결과가 출력된다</w:t>
+              <w:t xml:space="preserve">□  코드를 실행하면 오류 없이 결과가 출력된다.</w:t>
             </w:r>
           </w:p>
           <w:p>
@@ -3566,7 +3378,7 @@
                 <w:sz w:val="20"/>
                 <w:szCs w:val="20"/>
               </w:rPr>
-              <w:t xml:space="preserve">□  코드의 주요 단계마다 무엇을 하는지 설명이 1줄 이상 작성되어 있다</w:t>
+              <w:t xml:space="preserve">□  코드의 주요 단계마다 무엇을 하는지 설명이 1줄 이상 작성되어 있다.</w:t>
             </w:r>
           </w:p>
           <w:p>
@@ -3580,7 +3392,7 @@
                 <w:sz w:val="20"/>
                 <w:szCs w:val="20"/>
               </w:rPr>
-              <w:t xml:space="preserve">□  잘못된 입력값에 대한 처리(예외 처리)가 코드에 포함되어 있다</w:t>
+              <w:t xml:space="preserve">□  잘못된 입력값에 대한 처리(예외 처리)가 코드에 포함되어 있다.</w:t>
             </w:r>
           </w:p>
         </w:tc>
@@ -3664,12 +3476,6 @@
           <w:tcPr>
             <w:tcW w:type="dxa" w:w="800"/>
             <w:gridSpan w:val="1"/>
-            <w:tcBorders>
-              <w:top w:val="none" w:color="FFFFFF" w:sz="0"/>
-              <w:left w:val="none" w:color="FFFFFF" w:sz="0"/>
-              <w:bottom w:val="none" w:color="FFFFFF" w:sz="0"/>
-              <w:right w:val="none" w:color="FFFFFF" w:sz="0"/>
-            </w:tcBorders>
             <w:tcMar>
               <w:top w:type="dxa" w:w="60"/>
               <w:left w:type="dxa" w:w="80"/>
@@ -3732,12 +3538,6 @@
           <w:tcPr>
             <w:tcW w:type="dxa" w:w="1500"/>
             <w:gridSpan w:val="1"/>
-            <w:tcBorders>
-              <w:top w:val="none" w:color="FFFFFF" w:sz="0"/>
-              <w:left w:val="none" w:color="FFFFFF" w:sz="0"/>
-              <w:bottom w:val="none" w:color="FFFFFF" w:sz="0"/>
-              <w:right w:val="none" w:color="FFFFFF" w:sz="0"/>
-            </w:tcBorders>
             <w:tcMar>
               <w:top w:type="dxa" w:w="60"/>
               <w:left w:type="dxa" w:w="80"/>
@@ -3800,12 +3600,6 @@
           <w:tcPr>
             <w:tcW w:type="dxa" w:w="1500"/>
             <w:gridSpan w:val="1"/>
-            <w:tcBorders>
-              <w:top w:val="none" w:color="FFFFFF" w:sz="0"/>
-              <w:left w:val="none" w:color="FFFFFF" w:sz="0"/>
-              <w:bottom w:val="none" w:color="FFFFFF" w:sz="0"/>
-              <w:right w:val="none" w:color="FFFFFF" w:sz="0"/>
-            </w:tcBorders>
             <w:tcMar>
               <w:top w:type="dxa" w:w="60"/>
               <w:left w:type="dxa" w:w="80"/>
@@ -3934,12 +3728,6 @@
           <w:tcPr>
             <w:tcW w:type="dxa" w:w="2000"/>
             <w:gridSpan w:val="2"/>
-            <w:tcBorders>
-              <w:top w:val="none" w:color="FFFFFF" w:sz="0"/>
-              <w:left w:val="none" w:color="FFFFFF" w:sz="0"/>
-              <w:bottom w:val="none" w:color="FFFFFF" w:sz="0"/>
-              <w:right w:val="none" w:color="FFFFFF" w:sz="0"/>
-            </w:tcBorders>
             <w:tcMar>
               <w:top w:type="dxa" w:w="60"/>
               <w:left w:type="dxa" w:w="80"/>
@@ -4002,12 +3790,6 @@
           <w:tcPr>
             <w:tcW w:type="dxa" w:w="2000"/>
             <w:gridSpan w:val="2"/>
-            <w:tcBorders>
-              <w:top w:val="none" w:color="FFFFFF" w:sz="0"/>
-              <w:left w:val="none" w:color="FFFFFF" w:sz="0"/>
-              <w:bottom w:val="none" w:color="FFFFFF" w:sz="0"/>
-              <w:right w:val="none" w:color="FFFFFF" w:sz="0"/>
-            </w:tcBorders>
             <w:tcMar>
               <w:top w:type="dxa" w:w="60"/>
               <w:left w:type="dxa" w:w="80"/>
@@ -4969,7 +4751,7 @@
                 <w:sz w:val="20"/>
                 <w:szCs w:val="20"/>
               </w:rPr>
-              <w:t xml:space="preserve">□  입력값과 출력값이 모두 기록된 테스트 케이스가 3개 있다</w:t>
+              <w:t xml:space="preserve">□  입력값과 출력값이 모두 기록된 테스트 케이스가 3개 이상 있다.</w:t>
             </w:r>
           </w:p>
           <w:p>
@@ -4983,7 +4765,7 @@
                 <w:sz w:val="20"/>
                 <w:szCs w:val="20"/>
               </w:rPr>
-              <w:t xml:space="preserve">□  정상적인 값으로 테스트한 케이스가 2개 이상 있다</w:t>
+              <w:t xml:space="preserve">□  정상적인 값으로 테스트한 케이스가 2개 이상 있다.</w:t>
             </w:r>
           </w:p>
           <w:p>
@@ -4997,7 +4779,7 @@
                 <w:sz w:val="20"/>
                 <w:szCs w:val="20"/>
               </w:rPr>
-              <w:t xml:space="preserve">□  경계값(최솟값·최댓값) 또는 예외 입력을 사용한 테스트 케이스가 있다</w:t>
+              <w:t xml:space="preserve">□  경계값(최솟값·최댓값) 또는 예외 입력을 사용한 테스트 케이스가 있다.</w:t>
             </w:r>
           </w:p>
           <w:p>
@@ -5011,7 +4793,7 @@
                 <w:sz w:val="20"/>
                 <w:szCs w:val="20"/>
               </w:rPr>
-              <w:t xml:space="preserve">□  발견한 오류 또는 개선할 점이 1문장 이상 서술되어 있다  (없으면 '없음'과 이유)</w:t>
+              <w:t xml:space="preserve">□  발견한 오류 또는 개선할 점이 1문장 이상 서술되어 있다. (없으면 '없음'과 이유)</w:t>
             </w:r>
           </w:p>
         </w:tc>

--- a/프로그래밍(Python)/sw-projects/sw_project_template.docx
+++ b/프로그래밍(Python)/sw-projects/sw_project_template.docx
@@ -586,8 +586,19 @@
                 <w:sz w:val="22"/>
                 <w:szCs w:val="22"/>
               </w:rPr>
-              <w:t xml:space="preserve">대상
-사용자</w:t>
+              <w:t xml:space="preserve">대상</w:t>
+            </w:r>
+            <w:r>
+              <w:rPr>
+                <w:rFonts w:ascii="맑은 고딕" w:cs="맑은 고딕" w:eastAsia="맑은 고딕" w:hAnsi="맑은 고딕"/>
+                <w:b w:val="false"/>
+                <w:bCs w:val="false"/>
+                <w:color w:val="000000"/>
+                <w:sz w:val="22"/>
+                <w:szCs w:val="22"/>
+              </w:rPr>
+              <w:br/>
+              <w:t xml:space="preserve">사용자</w:t>
             </w:r>
           </w:p>
         </w:tc>
@@ -651,8 +662,19 @@
                 <w:sz w:val="22"/>
                 <w:szCs w:val="22"/>
               </w:rPr>
-              <w:t xml:space="preserve">기능 요구
-사항</w:t>
+              <w:t xml:space="preserve">기능 요구</w:t>
+            </w:r>
+            <w:r>
+              <w:rPr>
+                <w:rFonts w:ascii="맑은 고딕" w:cs="맑은 고딕" w:eastAsia="맑은 고딕" w:hAnsi="맑은 고딕"/>
+                <w:b w:val="false"/>
+                <w:bCs w:val="false"/>
+                <w:color w:val="000000"/>
+                <w:sz w:val="22"/>
+                <w:szCs w:val="22"/>
+              </w:rPr>
+              <w:br/>
+              <w:t xml:space="preserve">사항</w:t>
             </w:r>
           </w:p>
         </w:tc>
@@ -716,8 +738,19 @@
                 <w:sz w:val="22"/>
                 <w:szCs w:val="22"/>
               </w:rPr>
-              <w:t xml:space="preserve">실행 화면
-예시</w:t>
+              <w:t xml:space="preserve">실행 화면</w:t>
+            </w:r>
+            <w:r>
+              <w:rPr>
+                <w:rFonts w:ascii="맑은 고딕" w:cs="맑은 고딕" w:eastAsia="맑은 고딕" w:hAnsi="맑은 고딕"/>
+                <w:b w:val="false"/>
+                <w:bCs w:val="false"/>
+                <w:color w:val="000000"/>
+                <w:sz w:val="22"/>
+                <w:szCs w:val="22"/>
+              </w:rPr>
+              <w:br/>
+              <w:t xml:space="preserve">예시</w:t>
             </w:r>
           </w:p>
         </w:tc>
@@ -894,6 +927,20 @@
                 <w:szCs w:val="20"/>
               </w:rPr>
               <w:t xml:space="preserve">□  프로그램의 주요 기능이 2가지 이상 서술되어 있다.</w:t>
+            </w:r>
+          </w:p>
+          <w:p>
+            <w:pPr>
+              <w:spacing w:after="50" w:before="50"/>
+              <w:ind w:left="160"/>
+            </w:pPr>
+            <w:r>
+              <w:rPr>
+                <w:rFonts w:ascii="맑은 고딕" w:cs="맑은 고딕" w:eastAsia="맑은 고딕" w:hAnsi="맑은 고딕"/>
+                <w:sz w:val="20"/>
+                <w:szCs w:val="20"/>
+              </w:rPr>
+              <w:t xml:space="preserve">□  실행 시 입력과 출력 화면 예시가 각각 1개 이상 제시되어 있다.</w:t>
             </w:r>
           </w:p>
         </w:tc>
@@ -1429,8 +1476,19 @@
                 <w:sz w:val="22"/>
                 <w:szCs w:val="22"/>
               </w:rPr>
-              <w:t xml:space="preserve">요구 사항
-분석</w:t>
+              <w:t xml:space="preserve">요구 사항</w:t>
+            </w:r>
+            <w:r>
+              <w:rPr>
+                <w:rFonts w:ascii="맑은 고딕" w:cs="맑은 고딕" w:eastAsia="맑은 고딕" w:hAnsi="맑은 고딕"/>
+                <w:b w:val="false"/>
+                <w:bCs w:val="false"/>
+                <w:color w:val="000000"/>
+                <w:sz w:val="22"/>
+                <w:szCs w:val="22"/>
+              </w:rPr>
+              <w:br/>
+              <w:t xml:space="preserve">분석</w:t>
             </w:r>
           </w:p>
         </w:tc>
@@ -2399,8 +2457,19 @@
                 <w:sz w:val="22"/>
                 <w:szCs w:val="22"/>
               </w:rPr>
-              <w:t xml:space="preserve">알고리즘
-설계</w:t>
+              <w:t xml:space="preserve">알고리즘</w:t>
+            </w:r>
+            <w:r>
+              <w:rPr>
+                <w:rFonts w:ascii="맑은 고딕" w:cs="맑은 고딕" w:eastAsia="맑은 고딕" w:hAnsi="맑은 고딕"/>
+                <w:b w:val="false"/>
+                <w:bCs w:val="false"/>
+                <w:color w:val="000000"/>
+                <w:sz w:val="22"/>
+                <w:szCs w:val="22"/>
+              </w:rPr>
+              <w:br/>
+              <w:t xml:space="preserve">설계</w:t>
             </w:r>
           </w:p>
         </w:tc>
@@ -2621,21 +2690,7 @@
                 <w:sz w:val="20"/>
                 <w:szCs w:val="20"/>
               </w:rPr>
-              <w:t xml:space="preserve">□  조건에 따라 다른 동작을 하는 분기(if / 아니면)가 1개 이상 포함되어 있다.</w:t>
-            </w:r>
-          </w:p>
-          <w:p>
-            <w:pPr>
-              <w:spacing w:after="50" w:before="50"/>
-              <w:ind w:left="160"/>
-            </w:pPr>
-            <w:r>
-              <w:rPr>
-                <w:rFonts w:ascii="맑은 고딕" w:cs="맑은 고딕" w:eastAsia="맑은 고딕" w:hAnsi="맑은 고딕"/>
-                <w:sz w:val="20"/>
-                <w:szCs w:val="20"/>
-              </w:rPr>
-              <w:t xml:space="preserve">□  반복이 필요한 경우 반복 조건이 명시되어 있다.</w:t>
+              <w:t xml:space="preserve">□  프로그램 특성에 맞는 제어 구조(선택·반복)가 알고리즘에 올바르게 반영되어 있다.</w:t>
             </w:r>
           </w:p>
         </w:tc>
@@ -3392,7 +3447,7 @@
                 <w:sz w:val="20"/>
                 <w:szCs w:val="20"/>
               </w:rPr>
-              <w:t xml:space="preserve">□  잘못된 입력값에 대한 처리(예외 처리)가 코드에 포함되어 있다.</w:t>
+              <w:t xml:space="preserve">□  잘못된 입력값(예: 음수, 문자 등)이 들어왔을 때 처리하는 코드가 포함되어 있다.</w:t>
             </w:r>
           </w:p>
         </w:tc>
@@ -3903,134 +3958,6 @@
         </w:tc>
       </w:tr>
       <w:tr>
-        <w:trPr>
-          <w:trHeight w:val="800" w:hRule="atLeast"/>
-        </w:trPr>
-        <w:tc>
-          <w:tcPr>
-            <w:tcW w:type="dxa" w:w="1400"/>
-            <w:shd w:fill="D9D9D9" w:val="clear"/>
-            <w:tcMar>
-              <w:top w:type="dxa" w:w="80"/>
-              <w:left w:type="dxa" w:w="120"/>
-              <w:bottom w:type="dxa" w:w="80"/>
-              <w:right w:type="dxa" w:w="120"/>
-            </w:tcMar>
-            <w:vAlign w:val="center"/>
-          </w:tcPr>
-          <w:p>
-            <w:pPr>
-              <w:spacing w:after="40" w:before="40"/>
-              <w:jc w:val="center"/>
-            </w:pPr>
-            <w:r>
-              <w:rPr>
-                <w:rFonts w:ascii="맑은 고딕" w:cs="맑은 고딕" w:eastAsia="맑은 고딕" w:hAnsi="맑은 고딕"/>
-                <w:b w:val="false"/>
-                <w:bCs w:val="false"/>
-                <w:color w:val="000000"/>
-                <w:sz w:val="22"/>
-                <w:szCs w:val="22"/>
-              </w:rPr>
-              <w:t xml:space="preserve">예상 오류</w:t>
-            </w:r>
-          </w:p>
-        </w:tc>
-        <w:tc>
-          <w:tcPr>
-            <w:tcW w:type="dxa" w:w="8506"/>
-            <w:gridSpan w:val="4"/>
-            <w:tcMar>
-              <w:top w:type="dxa" w:w="80"/>
-              <w:left w:type="dxa" w:w="120"/>
-              <w:bottom w:type="dxa" w:w="80"/>
-              <w:right w:type="dxa" w:w="120"/>
-            </w:tcMar>
-          </w:tcPr>
-          <w:p>
-            <w:pPr>
-              <w:spacing w:after="40" w:before="40"/>
-              <w:jc w:val="left"/>
-            </w:pPr>
-            <w:r>
-              <w:rPr>
-                <w:rFonts w:ascii="맑은 고딕" w:cs="맑은 고딕" w:eastAsia="맑은 고딕" w:hAnsi="맑은 고딕"/>
-                <w:b w:val="false"/>
-                <w:bCs w:val="false"/>
-                <w:color w:val="000000"/>
-                <w:sz w:val="20"/>
-                <w:szCs w:val="20"/>
-              </w:rPr>
-              <w:t xml:space="preserve"/>
-            </w:r>
-          </w:p>
-        </w:tc>
-      </w:tr>
-      <w:tr>
-        <w:trPr>
-          <w:trHeight w:val="800" w:hRule="atLeast"/>
-        </w:trPr>
-        <w:tc>
-          <w:tcPr>
-            <w:tcW w:type="dxa" w:w="1400"/>
-            <w:shd w:fill="D9D9D9" w:val="clear"/>
-            <w:tcMar>
-              <w:top w:type="dxa" w:w="80"/>
-              <w:left w:type="dxa" w:w="120"/>
-              <w:bottom w:type="dxa" w:w="80"/>
-              <w:right w:type="dxa" w:w="120"/>
-            </w:tcMar>
-            <w:vAlign w:val="center"/>
-          </w:tcPr>
-          <w:p>
-            <w:pPr>
-              <w:spacing w:after="40" w:before="40"/>
-              <w:jc w:val="center"/>
-            </w:pPr>
-            <w:r>
-              <w:rPr>
-                <w:rFonts w:ascii="맑은 고딕" w:cs="맑은 고딕" w:eastAsia="맑은 고딕" w:hAnsi="맑은 고딕"/>
-                <w:b w:val="false"/>
-                <w:bCs w:val="false"/>
-                <w:color w:val="000000"/>
-                <w:sz w:val="22"/>
-                <w:szCs w:val="22"/>
-              </w:rPr>
-              <w:t xml:space="preserve">개선점</w:t>
-            </w:r>
-          </w:p>
-        </w:tc>
-        <w:tc>
-          <w:tcPr>
-            <w:tcW w:type="dxa" w:w="8506"/>
-            <w:gridSpan w:val="4"/>
-            <w:tcMar>
-              <w:top w:type="dxa" w:w="80"/>
-              <w:left w:type="dxa" w:w="120"/>
-              <w:bottom w:type="dxa" w:w="80"/>
-              <w:right w:type="dxa" w:w="120"/>
-            </w:tcMar>
-          </w:tcPr>
-          <w:p>
-            <w:pPr>
-              <w:spacing w:after="40" w:before="40"/>
-              <w:jc w:val="left"/>
-            </w:pPr>
-            <w:r>
-              <w:rPr>
-                <w:rFonts w:ascii="맑은 고딕" w:cs="맑은 고딕" w:eastAsia="맑은 고딕" w:hAnsi="맑은 고딕"/>
-                <w:b w:val="false"/>
-                <w:bCs w:val="false"/>
-                <w:color w:val="000000"/>
-                <w:sz w:val="20"/>
-                <w:szCs w:val="20"/>
-              </w:rPr>
-              <w:t xml:space="preserve"/>
-            </w:r>
-          </w:p>
-        </w:tc>
-      </w:tr>
-      <w:tr>
         <w:tc>
           <w:tcPr>
             <w:tcW w:type="dxa" w:w="1400"/>
@@ -4689,6 +4616,163 @@
         <w:t xml:space="preserve">※ 테스트 케이스가 더 필요한 경우 행을 추가하여 작성하세요.</w:t>
       </w:r>
     </w:p>
+    <w:tbl>
+      <w:tblPr>
+        <w:tblW w:type="dxa" w:w="9906"/>
+        <w:tblBorders>
+          <w:top w:val="single" w:color="000000" w:sz="6"/>
+          <w:left w:val="single" w:color="000000" w:sz="6"/>
+          <w:bottom w:val="single" w:color="000000" w:sz="6"/>
+          <w:right w:val="single" w:color="000000" w:sz="6"/>
+          <w:insideH w:val="single" w:color="AAAAAA" w:sz="4"/>
+          <w:insideV w:val="single" w:color="AAAAAA" w:sz="4"/>
+        </w:tblBorders>
+      </w:tblPr>
+      <w:tblGrid>
+        <w:gridCol w:w="1400"/>
+        <w:gridCol w:w="8506"/>
+      </w:tblGrid>
+      <w:tr>
+        <w:trPr>
+          <w:trHeight w:val="800" w:hRule="atLeast"/>
+        </w:trPr>
+        <w:tc>
+          <w:tcPr>
+            <w:tcW w:type="dxa" w:w="1400"/>
+            <w:shd w:fill="D9D9D9" w:val="clear"/>
+            <w:tcMar>
+              <w:top w:type="dxa" w:w="80"/>
+              <w:left w:type="dxa" w:w="120"/>
+              <w:bottom w:type="dxa" w:w="80"/>
+              <w:right w:type="dxa" w:w="120"/>
+            </w:tcMar>
+            <w:vAlign w:val="center"/>
+          </w:tcPr>
+          <w:p>
+            <w:pPr>
+              <w:spacing w:after="40" w:before="40"/>
+              <w:jc w:val="center"/>
+            </w:pPr>
+            <w:r>
+              <w:rPr>
+                <w:rFonts w:ascii="맑은 고딕" w:cs="맑은 고딕" w:eastAsia="맑은 고딕" w:hAnsi="맑은 고딕"/>
+                <w:b w:val="false"/>
+                <w:bCs w:val="false"/>
+                <w:color w:val="000000"/>
+                <w:sz w:val="22"/>
+                <w:szCs w:val="22"/>
+              </w:rPr>
+              <w:t xml:space="preserve">발견한</w:t>
+            </w:r>
+            <w:r>
+              <w:rPr>
+                <w:rFonts w:ascii="맑은 고딕" w:cs="맑은 고딕" w:eastAsia="맑은 고딕" w:hAnsi="맑은 고딕"/>
+                <w:b w:val="false"/>
+                <w:bCs w:val="false"/>
+                <w:color w:val="000000"/>
+                <w:sz w:val="22"/>
+                <w:szCs w:val="22"/>
+              </w:rPr>
+              <w:br/>
+              <w:t xml:space="preserve">오류</w:t>
+            </w:r>
+          </w:p>
+        </w:tc>
+        <w:tc>
+          <w:tcPr>
+            <w:tcW w:type="dxa" w:w="8506"/>
+            <w:tcMar>
+              <w:top w:type="dxa" w:w="100"/>
+              <w:left w:type="dxa" w:w="160"/>
+              <w:bottom w:type="dxa" w:w="100"/>
+              <w:right w:type="dxa" w:w="120"/>
+            </w:tcMar>
+            <w:vAlign w:val="top"/>
+          </w:tcPr>
+          <w:p>
+            <w:pPr>
+              <w:spacing w:after="40" w:before="40"/>
+              <w:jc w:val="left"/>
+            </w:pPr>
+            <w:r>
+              <w:rPr>
+                <w:rFonts w:ascii="맑은 고딕" w:cs="맑은 고딕" w:eastAsia="맑은 고딕" w:hAnsi="맑은 고딕"/>
+                <w:b w:val="false"/>
+                <w:bCs w:val="false"/>
+                <w:color w:val="000000"/>
+                <w:sz w:val="20"/>
+                <w:szCs w:val="20"/>
+              </w:rPr>
+              <w:t xml:space="preserve"/>
+            </w:r>
+          </w:p>
+        </w:tc>
+      </w:tr>
+      <w:tr>
+        <w:trPr>
+          <w:trHeight w:val="800" w:hRule="atLeast"/>
+        </w:trPr>
+        <w:tc>
+          <w:tcPr>
+            <w:tcW w:type="dxa" w:w="1400"/>
+            <w:shd w:fill="D9D9D9" w:val="clear"/>
+            <w:tcMar>
+              <w:top w:type="dxa" w:w="80"/>
+              <w:left w:type="dxa" w:w="120"/>
+              <w:bottom w:type="dxa" w:w="80"/>
+              <w:right w:type="dxa" w:w="120"/>
+            </w:tcMar>
+            <w:vAlign w:val="center"/>
+          </w:tcPr>
+          <w:p>
+            <w:pPr>
+              <w:spacing w:after="40" w:before="40"/>
+              <w:jc w:val="center"/>
+            </w:pPr>
+            <w:r>
+              <w:rPr>
+                <w:rFonts w:ascii="맑은 고딕" w:cs="맑은 고딕" w:eastAsia="맑은 고딕" w:hAnsi="맑은 고딕"/>
+                <w:b w:val="false"/>
+                <w:bCs w:val="false"/>
+                <w:color w:val="000000"/>
+                <w:sz w:val="22"/>
+                <w:szCs w:val="22"/>
+              </w:rPr>
+              <w:t xml:space="preserve">개선점</w:t>
+            </w:r>
+          </w:p>
+        </w:tc>
+        <w:tc>
+          <w:tcPr>
+            <w:tcW w:type="dxa" w:w="8506"/>
+            <w:tcMar>
+              <w:top w:type="dxa" w:w="100"/>
+              <w:left w:type="dxa" w:w="160"/>
+              <w:bottom w:type="dxa" w:w="100"/>
+              <w:right w:type="dxa" w:w="120"/>
+            </w:tcMar>
+            <w:vAlign w:val="top"/>
+          </w:tcPr>
+          <w:p>
+            <w:pPr>
+              <w:spacing w:after="40" w:before="40"/>
+              <w:jc w:val="left"/>
+            </w:pPr>
+            <w:r>
+              <w:rPr>
+                <w:rFonts w:ascii="맑은 고딕" w:cs="맑은 고딕" w:eastAsia="맑은 고딕" w:hAnsi="맑은 고딕"/>
+                <w:b w:val="false"/>
+                <w:bCs w:val="false"/>
+                <w:color w:val="000000"/>
+                <w:sz w:val="20"/>
+                <w:szCs w:val="20"/>
+              </w:rPr>
+              <w:t xml:space="preserve"/>
+            </w:r>
+          </w:p>
+        </w:tc>
+      </w:tr>
+    </w:tbl>
     <w:p>
       <w:pPr>
         <w:spacing w:after="0" w:before="0"/>

--- a/프로그래밍(Python)/sw-projects/sw_project_template.docx
+++ b/프로그래밍(Python)/sw-projects/sw_project_template.docx
@@ -855,9 +855,10 @@
           <w:insideH w:val="none" w:color="FFFFFF" w:sz="0"/>
           <w:insideV w:val="none" w:color="FFFFFF" w:sz="0"/>
         </w:tblBorders>
+        <w:tblLayout w:type="fixed"/>
       </w:tblPr>
       <w:tblGrid>
-        <w:gridCol w:w="100"/>
+        <w:gridCol w:w="9906"/>
       </w:tblGrid>
       <w:tr>
         <w:tc>
@@ -1850,9 +1851,10 @@
           <w:insideH w:val="none" w:color="FFFFFF" w:sz="0"/>
           <w:insideV w:val="none" w:color="FFFFFF" w:sz="0"/>
         </w:tblBorders>
+        <w:tblLayout w:type="fixed"/>
       </w:tblPr>
       <w:tblGrid>
-        <w:gridCol w:w="100"/>
+        <w:gridCol w:w="9906"/>
       </w:tblGrid>
       <w:tr>
         <w:tc>
@@ -2619,9 +2621,10 @@
           <w:insideH w:val="none" w:color="FFFFFF" w:sz="0"/>
           <w:insideV w:val="none" w:color="FFFFFF" w:sz="0"/>
         </w:tblBorders>
+        <w:tblLayout w:type="fixed"/>
       </w:tblPr>
       <w:tblGrid>
-        <w:gridCol w:w="100"/>
+        <w:gridCol w:w="9906"/>
       </w:tblGrid>
       <w:tr>
         <w:tc>
@@ -3376,9 +3379,10 @@
           <w:insideH w:val="none" w:color="FFFFFF" w:sz="0"/>
           <w:insideV w:val="none" w:color="FFFFFF" w:sz="0"/>
         </w:tblBorders>
+        <w:tblLayout w:type="fixed"/>
       </w:tblPr>
       <w:tblGrid>
-        <w:gridCol w:w="100"/>
+        <w:gridCol w:w="9906"/>
       </w:tblGrid>
       <w:tr>
         <w:tc>
@@ -4792,9 +4796,10 @@
           <w:insideH w:val="none" w:color="FFFFFF" w:sz="0"/>
           <w:insideV w:val="none" w:color="FFFFFF" w:sz="0"/>
         </w:tblBorders>
+        <w:tblLayout w:type="fixed"/>
       </w:tblPr>
       <w:tblGrid>
-        <w:gridCol w:w="100"/>
+        <w:gridCol w:w="9906"/>
       </w:tblGrid>
       <w:tr>
         <w:tc>
